--- a/ENG4200_CW1_3033388M.docx
+++ b/ENG4200_CW1_3033388M.docx
@@ -276,19 +276,7 @@
         <w:rPr>
           <w:rFonts w:ascii="Times New Roman" w:hAnsi="Times New Roman" w:cs="Times New Roman"/>
         </w:rPr>
-        <w:t xml:space="preserve">The aim of this coursework was to apply logistic regression to a stroke prediction dataset using scikit-learn </w:t>
-      </w:r>
-      <w:r>
-        <w:rPr>
-          <w:rFonts w:ascii="Times New Roman" w:hAnsi="Times New Roman" w:cs="Times New Roman"/>
-        </w:rPr>
-        <w:t>to</w:t>
-      </w:r>
-      <w:r>
-        <w:rPr>
-          <w:rFonts w:ascii="Times New Roman" w:hAnsi="Times New Roman" w:cs="Times New Roman"/>
-        </w:rPr>
-        <w:t xml:space="preserve"> develop and demonstrate practical skills in supervised machine learning.</w:t>
+        <w:t>The aim of this coursework was to apply logistic regression to a stroke prediction dataset using scikit-learn to develop and demonstrate practical skills in supervised machine learning.</w:t>
       </w:r>
       <w:r>
         <w:rPr>
@@ -348,7 +336,33 @@
         <w:rPr>
           <w:rFonts w:ascii="Times New Roman" w:hAnsi="Times New Roman" w:cs="Times New Roman"/>
         </w:rPr>
-        <w:t xml:space="preserve"> and cross-validation on model performance, with a particular focus on improving recall to reduce false negatives in stroke detection.</w:t>
+        <w:t xml:space="preserve"> and cross-validation on model performance, with a particular focus on improving </w:t>
+      </w:r>
+      <w:r>
+        <w:rPr>
+          <w:rFonts w:ascii="Times New Roman" w:hAnsi="Times New Roman" w:cs="Times New Roman"/>
+        </w:rPr>
+        <w:t xml:space="preserve">ROC-AUC and </w:t>
+      </w:r>
+      <w:r>
+        <w:rPr>
+          <w:rFonts w:ascii="Times New Roman" w:hAnsi="Times New Roman" w:cs="Times New Roman"/>
+        </w:rPr>
+        <w:t xml:space="preserve">recall </w:t>
+      </w:r>
+      <w:proofErr w:type="gramStart"/>
+      <w:r>
+        <w:rPr>
+          <w:rFonts w:ascii="Times New Roman" w:hAnsi="Times New Roman" w:cs="Times New Roman"/>
+        </w:rPr>
+        <w:t>to reduce</w:t>
+      </w:r>
+      <w:proofErr w:type="gramEnd"/>
+      <w:r>
+        <w:rPr>
+          <w:rFonts w:ascii="Times New Roman" w:hAnsi="Times New Roman" w:cs="Times New Roman"/>
+        </w:rPr>
+        <w:t xml:space="preserve"> false negatives in stroke detection.</w:t>
       </w:r>
     </w:p>
     <w:p>
@@ -408,14 +422,11 @@
         <w:jc w:val="center"/>
       </w:pPr>
       <w:r>
-        <w:rPr>
-          <w:rFonts w:ascii="Times New Roman" w:hAnsi="Times New Roman" w:cs="Times New Roman"/>
-        </w:rPr>
         <w:drawing>
-          <wp:inline distT="0" distB="0" distL="0" distR="0" wp14:anchorId="458DD6EB" wp14:editId="5A7BB9A6">
-            <wp:extent cx="3535679" cy="5524500"/>
-            <wp:effectExtent l="0" t="0" r="8255" b="0"/>
-            <wp:docPr id="603731821" name="Picture 1" descr="A diagram of a process&#10;&#10;AI-generated content may be incorrect."/>
+          <wp:inline distT="0" distB="0" distL="0" distR="0" wp14:anchorId="56047E34" wp14:editId="056A79B8">
+            <wp:extent cx="3669711" cy="5486400"/>
+            <wp:effectExtent l="0" t="0" r="6985" b="0"/>
+            <wp:docPr id="2007434010" name="Picture 1" descr="A diagram of a process&#10;&#10;AI-generated content may be incorrect."/>
             <wp:cNvGraphicFramePr>
               <a:graphicFrameLocks xmlns:a="http://schemas.openxmlformats.org/drawingml/2006/main" noChangeAspect="1"/>
             </wp:cNvGraphicFramePr>
@@ -423,7 +434,7 @@
               <a:graphicData uri="http://schemas.openxmlformats.org/drawingml/2006/picture">
                 <pic:pic xmlns:pic="http://schemas.openxmlformats.org/drawingml/2006/picture">
                   <pic:nvPicPr>
-                    <pic:cNvPr id="603731821" name="Picture 1" descr="A diagram of a process&#10;&#10;AI-generated content may be incorrect."/>
+                    <pic:cNvPr id="2007434010" name="Picture 1" descr="A diagram of a process&#10;&#10;AI-generated content may be incorrect."/>
                     <pic:cNvPicPr/>
                   </pic:nvPicPr>
                   <pic:blipFill>
@@ -435,7 +446,7 @@
                   <pic:spPr>
                     <a:xfrm>
                       <a:off x="0" y="0"/>
-                      <a:ext cx="3549772" cy="5546520"/>
+                      <a:ext cx="3675764" cy="5495450"/>
                     </a:xfrm>
                     <a:prstGeom prst="rect">
                       <a:avLst/>
@@ -2021,6 +2032,147 @@
         <w:rPr>
           <w:rFonts w:ascii="Times New Roman" w:hAnsi="Times New Roman" w:cs="Times New Roman"/>
         </w:rPr>
+      </w:pPr>
+      <w:r>
+        <w:rPr>
+          <w:rFonts w:ascii="Times New Roman" w:hAnsi="Times New Roman" w:cs="Times New Roman"/>
+        </w:rPr>
+        <w:t xml:space="preserve"> </w:t>
+      </w:r>
+      <w:proofErr w:type="gramStart"/>
+      <w:r>
+        <w:rPr>
+          <w:rFonts w:ascii="Times New Roman" w:hAnsi="Times New Roman" w:cs="Times New Roman"/>
+        </w:rPr>
+        <w:t>So</w:t>
+      </w:r>
+      <w:proofErr w:type="gramEnd"/>
+      <w:r>
+        <w:rPr>
+          <w:rFonts w:ascii="Times New Roman" w:hAnsi="Times New Roman" w:cs="Times New Roman"/>
+        </w:rPr>
+        <w:t xml:space="preserve"> I reduced </w:t>
+      </w:r>
+      <w:proofErr w:type="spellStart"/>
+      <w:r>
+        <w:rPr>
+          <w:rFonts w:ascii="Times New Roman" w:hAnsi="Times New Roman" w:cs="Times New Roman"/>
+        </w:rPr>
+        <w:t>max_iter</w:t>
+      </w:r>
+      <w:proofErr w:type="spellEnd"/>
+      <w:r>
+        <w:rPr>
+          <w:rFonts w:ascii="Times New Roman" w:hAnsi="Times New Roman" w:cs="Times New Roman"/>
+        </w:rPr>
+        <w:t xml:space="preserve"> </w:t>
+      </w:r>
+      <w:proofErr w:type="spellStart"/>
+      <w:r>
+        <w:rPr>
+          <w:rFonts w:ascii="Times New Roman" w:hAnsi="Times New Roman" w:cs="Times New Roman"/>
+        </w:rPr>
+        <w:t>ro</w:t>
+      </w:r>
+      <w:proofErr w:type="spellEnd"/>
+      <w:r>
+        <w:rPr>
+          <w:rFonts w:ascii="Times New Roman" w:hAnsi="Times New Roman" w:cs="Times New Roman"/>
+        </w:rPr>
+        <w:t xml:space="preserve"> computational </w:t>
+      </w:r>
+      <w:proofErr w:type="gramStart"/>
+      <w:r>
+        <w:rPr>
+          <w:rFonts w:ascii="Times New Roman" w:hAnsi="Times New Roman" w:cs="Times New Roman"/>
+        </w:rPr>
+        <w:t xml:space="preserve">efficient </w:t>
+      </w:r>
+      <w:r>
+        <w:rPr>
+          <w:rFonts w:ascii="Times New Roman" w:hAnsi="Times New Roman" w:cs="Times New Roman"/>
+        </w:rPr>
+        <w:t>To</w:t>
+      </w:r>
+      <w:proofErr w:type="gramEnd"/>
+      <w:r>
+        <w:rPr>
+          <w:rFonts w:ascii="Times New Roman" w:hAnsi="Times New Roman" w:cs="Times New Roman"/>
+        </w:rPr>
+        <w:t xml:space="preserve"> balance runtime and model exploration, the grid search was refined to vary only the most impactful parameters (</w:t>
+      </w:r>
+      <w:proofErr w:type="spellStart"/>
+      <w:r>
+        <w:rPr>
+          <w:rFonts w:ascii="Times New Roman" w:hAnsi="Times New Roman" w:cs="Times New Roman"/>
+        </w:rPr>
+        <w:t>regularisation</w:t>
+      </w:r>
+      <w:proofErr w:type="spellEnd"/>
+      <w:r>
+        <w:rPr>
+          <w:rFonts w:ascii="Times New Roman" w:hAnsi="Times New Roman" w:cs="Times New Roman"/>
+        </w:rPr>
+        <w:t xml:space="preserve"> strength C and penalty type).</w:t>
+      </w:r>
+      <w:r>
+        <w:rPr>
+          <w:rFonts w:ascii="Times New Roman" w:hAnsi="Times New Roman" w:cs="Times New Roman"/>
+        </w:rPr>
+        <w:br/>
+        <w:t>While initial runs explored multiple solvers and iteration limits (~30s total runtime), the optimized grid completed in under 5 seconds with negligible change in performance, demonstrating efficient experimental design.</w:t>
+      </w:r>
+    </w:p>
+    <w:p>
+      <w:pPr>
+        <w:pStyle w:val="BodyText"/>
+        <w:spacing w:before="52" w:line="360" w:lineRule="auto"/>
+        <w:ind w:left="142"/>
+        <w:jc w:val="both"/>
+        <w:rPr>
+          <w:rFonts w:ascii="Times New Roman" w:hAnsi="Times New Roman" w:cs="Times New Roman"/>
+          <w:lang w:val="en-ZW"/>
+        </w:rPr>
+      </w:pPr>
+      <w:r>
+        <w:rPr>
+          <w:rFonts w:ascii="Times New Roman" w:hAnsi="Times New Roman" w:cs="Times New Roman"/>
+        </w:rPr>
+        <w:t>Next time, to truly optimize all 3together I would use….</w:t>
+      </w:r>
+      <w:r>
+        <w:rPr>
+          <w:rFonts w:ascii="Times New Roman" w:hAnsi="Times New Roman" w:cs="Times New Roman"/>
+          <w:lang w:val="en-ZW"/>
+        </w:rPr>
+        <w:t xml:space="preserve"> Future work could explore nonlinear or ensemble models (e.g., Random Forests, </w:t>
+      </w:r>
+      <w:proofErr w:type="spellStart"/>
+      <w:r>
+        <w:rPr>
+          <w:rFonts w:ascii="Times New Roman" w:hAnsi="Times New Roman" w:cs="Times New Roman"/>
+          <w:lang w:val="en-ZW"/>
+        </w:rPr>
+        <w:t>XGBoost</w:t>
+      </w:r>
+      <w:proofErr w:type="spellEnd"/>
+      <w:r>
+        <w:rPr>
+          <w:rFonts w:ascii="Times New Roman" w:hAnsi="Times New Roman" w:cs="Times New Roman"/>
+          <w:lang w:val="en-ZW"/>
+        </w:rPr>
+        <w:t>) to better capture the complex, interactive nature of stroke risk factors.</w:t>
+      </w:r>
+    </w:p>
+    <w:p>
+      <w:pPr>
+        <w:pStyle w:val="BodyText"/>
+        <w:spacing w:before="52" w:line="360" w:lineRule="auto"/>
+        <w:ind w:left="142"/>
+        <w:jc w:val="both"/>
+        <w:rPr>
+          <w:rFonts w:ascii="Times New Roman" w:hAnsi="Times New Roman" w:cs="Times New Roman"/>
+        </w:rPr>
         <w:sectPr>
           <w:footerReference w:type="default" r:id="rId8"/>
           <w:type w:val="continuous"/>
@@ -2030,73 +2182,6 @@
           <w:cols w:space="720"/>
         </w:sectPr>
       </w:pPr>
-      <w:r>
-        <w:rPr>
-          <w:rFonts w:ascii="Times New Roman" w:hAnsi="Times New Roman" w:cs="Times New Roman"/>
-        </w:rPr>
-        <w:t xml:space="preserve"> So I reduced </w:t>
-      </w:r>
-      <w:proofErr w:type="spellStart"/>
-      <w:r>
-        <w:rPr>
-          <w:rFonts w:ascii="Times New Roman" w:hAnsi="Times New Roman" w:cs="Times New Roman"/>
-        </w:rPr>
-        <w:t>max_iter</w:t>
-      </w:r>
-      <w:proofErr w:type="spellEnd"/>
-      <w:r>
-        <w:rPr>
-          <w:rFonts w:ascii="Times New Roman" w:hAnsi="Times New Roman" w:cs="Times New Roman"/>
-        </w:rPr>
-        <w:t xml:space="preserve"> </w:t>
-      </w:r>
-      <w:proofErr w:type="spellStart"/>
-      <w:r>
-        <w:rPr>
-          <w:rFonts w:ascii="Times New Roman" w:hAnsi="Times New Roman" w:cs="Times New Roman"/>
-        </w:rPr>
-        <w:t>ro</w:t>
-      </w:r>
-      <w:proofErr w:type="spellEnd"/>
-      <w:r>
-        <w:rPr>
-          <w:rFonts w:ascii="Times New Roman" w:hAnsi="Times New Roman" w:cs="Times New Roman"/>
-        </w:rPr>
-        <w:t xml:space="preserve"> computational </w:t>
-      </w:r>
-      <w:r>
-        <w:rPr>
-          <w:rFonts w:ascii="Times New Roman" w:hAnsi="Times New Roman" w:cs="Times New Roman"/>
-        </w:rPr>
-        <w:t xml:space="preserve">efficient </w:t>
-      </w:r>
-      <w:r>
-        <w:rPr>
-          <w:rFonts w:ascii="Times New Roman" w:hAnsi="Times New Roman" w:cs="Times New Roman"/>
-        </w:rPr>
-        <w:t>To balance runtime and model exploration, the grid search was refined to vary only the most impactful parameters (</w:t>
-      </w:r>
-      <w:proofErr w:type="spellStart"/>
-      <w:r>
-        <w:rPr>
-          <w:rFonts w:ascii="Times New Roman" w:hAnsi="Times New Roman" w:cs="Times New Roman"/>
-        </w:rPr>
-        <w:t>regularisation</w:t>
-      </w:r>
-      <w:proofErr w:type="spellEnd"/>
-      <w:r>
-        <w:rPr>
-          <w:rFonts w:ascii="Times New Roman" w:hAnsi="Times New Roman" w:cs="Times New Roman"/>
-        </w:rPr>
-        <w:t xml:space="preserve"> strength C and penalty type).</w:t>
-      </w:r>
-      <w:r>
-        <w:rPr>
-          <w:rFonts w:ascii="Times New Roman" w:hAnsi="Times New Roman" w:cs="Times New Roman"/>
-        </w:rPr>
-        <w:br/>
-        <w:t>While initial runs explored multiple solvers and iteration limits (~30s total runtime), the optimized grid completed in under 5 seconds with negligible change in performance, demonstrating efficient experimental design.</w:t>
-      </w:r>
     </w:p>
     <w:p>
       <w:pPr>
@@ -2397,6 +2482,56 @@
           <w:w w:val="105"/>
         </w:rPr>
         <w:t>1–5.</w:t>
+      </w:r>
+    </w:p>
+    <w:p>
+      <w:pPr>
+        <w:pStyle w:val="BodyText"/>
+        <w:spacing w:before="72" w:line="360" w:lineRule="auto"/>
+        <w:ind w:left="142"/>
+        <w:jc w:val="both"/>
+        <w:rPr>
+          <w:rFonts w:ascii="Times New Roman" w:hAnsi="Times New Roman" w:cs="Times New Roman"/>
+          <w:spacing w:val="-4"/>
+          <w:w w:val="105"/>
+        </w:rPr>
+      </w:pPr>
+      <w:r>
+        <w:rPr>
+          <w:rFonts w:ascii="Times New Roman" w:hAnsi="Times New Roman" w:cs="Times New Roman"/>
+          <w:spacing w:val="-4"/>
+          <w:w w:val="105"/>
+        </w:rPr>
+        <w:t>References (if any)</w:t>
+      </w:r>
+      <w:r>
+        <w:rPr>
+          <w:rFonts w:ascii="Times New Roman" w:hAnsi="Times New Roman" w:cs="Times New Roman"/>
+          <w:spacing w:val="-4"/>
+          <w:w w:val="105"/>
+        </w:rPr>
+        <w:t>:</w:t>
+      </w:r>
+    </w:p>
+    <w:p>
+      <w:pPr>
+        <w:pStyle w:val="BodyText"/>
+        <w:spacing w:before="72" w:line="360" w:lineRule="auto"/>
+        <w:ind w:left="142"/>
+        <w:jc w:val="both"/>
+        <w:rPr>
+          <w:rFonts w:ascii="Times New Roman" w:hAnsi="Times New Roman" w:cs="Times New Roman"/>
+          <w:spacing w:val="-4"/>
+          <w:w w:val="105"/>
+        </w:rPr>
+      </w:pPr>
+      <w:r>
+        <w:rPr>
+          <w:rFonts w:ascii="Times New Roman" w:hAnsi="Times New Roman" w:cs="Times New Roman"/>
+          <w:spacing w:val="-4"/>
+          <w:w w:val="105"/>
+        </w:rPr>
+        <w:t>https://www.nature.com/articles/s41598-025-01855-w#:~:text=Abstract,practical%20implementations%20in%20healthcare%20settings.</w:t>
       </w:r>
     </w:p>
     <w:p>
@@ -2677,7 +2812,7 @@
       </w:pPr>
       <w:r>
         <w:pict w14:anchorId="7D4ACA4F">
-          <v:rect id="_x0000_i1059" style="width:0;height:1.5pt" o:hralign="center" o:hrstd="t" o:hr="t" fillcolor="#a0a0a0" stroked="f"/>
+          <v:rect id="_x0000_i1027" style="width:0;height:1.5pt" o:hralign="center" o:hrstd="t" o:hr="t" fillcolor="#a0a0a0" stroked="f"/>
         </w:pict>
       </w:r>
     </w:p>
@@ -2736,6 +2871,7 @@
         </w:numPr>
       </w:pPr>
       <w:r>
+        <w:lastRenderedPageBreak/>
         <w:t>Your results:</w:t>
       </w:r>
     </w:p>
@@ -2824,7 +2960,6 @@
         </w:numPr>
       </w:pPr>
       <w:r>
-        <w:lastRenderedPageBreak/>
         <w:t>These confirm stable generalisation from validation to test — no overfitting spike or drop.</w:t>
       </w:r>
     </w:p>
@@ -2834,7 +2969,7 @@
       </w:pPr>
       <w:r>
         <w:pict w14:anchorId="39403335">
-          <v:rect id="_x0000_i1060" style="width:0;height:1.5pt" o:hralign="center" o:hrstd="t" o:hr="t" fillcolor="#a0a0a0" stroked="f"/>
+          <v:rect id="_x0000_i1028" style="width:0;height:1.5pt" o:hralign="center" o:hrstd="t" o:hr="t" fillcolor="#a0a0a0" stroked="f"/>
         </w:pict>
       </w:r>
     </w:p>
@@ -3065,7 +3200,7 @@
       </w:pPr>
       <w:r>
         <w:pict w14:anchorId="6EF9517E">
-          <v:rect id="_x0000_i1061" style="width:0;height:1.5pt" o:hralign="center" o:hrstd="t" o:hr="t" fillcolor="#a0a0a0" stroked="f"/>
+          <v:rect id="_x0000_i1029" style="width:0;height:1.5pt" o:hralign="center" o:hrstd="t" o:hr="t" fillcolor="#a0a0a0" stroked="f"/>
         </w:pict>
       </w:r>
     </w:p>
@@ -3195,7 +3330,7 @@
       </w:pPr>
       <w:r>
         <w:pict w14:anchorId="6DB8356C">
-          <v:rect id="_x0000_i1062" style="width:0;height:1.5pt" o:hralign="center" o:hrstd="t" o:hr="t" fillcolor="#a0a0a0" stroked="f"/>
+          <v:rect id="_x0000_i1030" style="width:0;height:1.5pt" o:hralign="center" o:hrstd="t" o:hr="t" fillcolor="#a0a0a0" stroked="f"/>
         </w:pict>
       </w:r>
     </w:p>
@@ -3220,7 +3355,7 @@
       </w:pPr>
       <w:r>
         <w:pict w14:anchorId="4EE66ABE">
-          <v:rect id="_x0000_i1063" style="width:0;height:1.5pt" o:hralign="center" o:hrstd="t" o:hr="t" fillcolor="#a0a0a0" stroked="f"/>
+          <v:rect id="_x0000_i1031" style="width:0;height:1.5pt" o:hralign="center" o:hrstd="t" o:hr="t" fillcolor="#a0a0a0" stroked="f"/>
         </w:pict>
       </w:r>
     </w:p>
@@ -3237,6 +3372,7 @@
           <w:b/>
           <w:bCs/>
         </w:rPr>
+        <w:lastRenderedPageBreak/>
         <w:t>4. Analysis &amp; Reflection</w:t>
       </w:r>
     </w:p>
@@ -3269,9 +3405,6 @@
       </w:r>
       <w:r>
         <w:br/>
-      </w:r>
-      <w:r>
-        <w:lastRenderedPageBreak/>
         <w:t>The model was primarily optimised for recall, as missing a true stroke case (false negative) is more critical than issuing a false alarm (false positive).</w:t>
       </w:r>
       <w:r>
